--- a/LUZAK_aplikacny.docx
+++ b/LUZAK_aplikacny.docx
@@ -361,15 +361,15 @@
       <w:bookmarkStart w:id="42" w:name="_Toc225184688"/>
       <w:bookmarkStart w:id="43" w:name="_Toc225184833"/>
       <w:bookmarkStart w:id="44" w:name="_Toc225269920"/>
-      <w:bookmarkStart w:id="45" w:name="_Toc476657452"/>
-      <w:bookmarkStart w:id="46" w:name="_Toc339279004"/>
-      <w:bookmarkStart w:id="47" w:name="_Toc318099693"/>
-      <w:bookmarkStart w:id="48" w:name="_Toc309114059"/>
-      <w:bookmarkStart w:id="49" w:name="_Toc309047591"/>
-      <w:bookmarkStart w:id="50" w:name="_Toc309047474"/>
-      <w:bookmarkStart w:id="51" w:name="_Toc309047428"/>
-      <w:bookmarkStart w:id="52" w:name="_Toc309047199"/>
-      <w:bookmarkStart w:id="53" w:name="_Toc225383424"/>
+      <w:bookmarkStart w:id="45" w:name="_Toc225383424"/>
+      <w:bookmarkStart w:id="46" w:name="_Toc476657452"/>
+      <w:bookmarkStart w:id="47" w:name="_Toc339279004"/>
+      <w:bookmarkStart w:id="48" w:name="_Toc318099693"/>
+      <w:bookmarkStart w:id="49" w:name="_Toc309114059"/>
+      <w:bookmarkStart w:id="50" w:name="_Toc309047591"/>
+      <w:bookmarkStart w:id="51" w:name="_Toc309047474"/>
+      <w:bookmarkStart w:id="52" w:name="_Toc309047428"/>
+      <w:bookmarkStart w:id="53" w:name="_Toc309047199"/>
       <w:r>
         <w:lastRenderedPageBreak/>
         <w:t xml:space="preserve">Zadanie </w:t>
@@ -415,14 +415,13 @@
       <w:bookmarkEnd w:id="42"/>
       <w:bookmarkEnd w:id="43"/>
       <w:bookmarkEnd w:id="44"/>
-      <w:bookmarkEnd w:id="53"/>
+      <w:bookmarkEnd w:id="45"/>
       <w:r>
         <w:rPr>
           <w:lang w:eastAsia="sk-SK"/>
         </w:rPr>
         <w:t xml:space="preserve"> </w:t>
       </w:r>
-      <w:bookmarkEnd w:id="45"/>
       <w:bookmarkEnd w:id="46"/>
       <w:bookmarkEnd w:id="47"/>
       <w:bookmarkEnd w:id="48"/>
@@ -430,6 +429,7 @@
       <w:bookmarkEnd w:id="50"/>
       <w:bookmarkEnd w:id="51"/>
       <w:bookmarkEnd w:id="52"/>
+      <w:bookmarkEnd w:id="53"/>
     </w:p>
     <w:p>
       <w:pPr>
@@ -518,9 +518,9 @@
       <w:bookmarkStart w:id="93" w:name="_Toc225184834"/>
       <w:bookmarkStart w:id="94" w:name="_Toc225269921"/>
       <w:bookmarkStart w:id="95" w:name="_Toc225270807"/>
-      <w:bookmarkStart w:id="96" w:name="_Toc318099694"/>
-      <w:bookmarkStart w:id="97" w:name="_Toc309114060"/>
-      <w:bookmarkStart w:id="98" w:name="_Toc225383425"/>
+      <w:bookmarkStart w:id="96" w:name="_Toc225383425"/>
+      <w:bookmarkStart w:id="97" w:name="_Toc318099694"/>
+      <w:bookmarkStart w:id="98" w:name="_Toc309114060"/>
       <w:bookmarkEnd w:id="54"/>
       <w:bookmarkEnd w:id="55"/>
       <w:bookmarkEnd w:id="56"/>
@@ -566,12 +566,12 @@
       <w:bookmarkEnd w:id="93"/>
       <w:bookmarkEnd w:id="94"/>
       <w:bookmarkEnd w:id="95"/>
+      <w:bookmarkEnd w:id="96"/>
+      <w:r>
+        <w:t xml:space="preserve"> </w:t>
+      </w:r>
+      <w:bookmarkEnd w:id="97"/>
       <w:bookmarkEnd w:id="98"/>
-      <w:r>
-        <w:t xml:space="preserve"> </w:t>
-      </w:r>
-      <w:bookmarkEnd w:id="96"/>
-      <w:bookmarkEnd w:id="97"/>
     </w:p>
     <w:p>
       <w:pPr>
@@ -792,7 +792,13 @@
         <w:t xml:space="preserve">Analýza sentimentu je veľmi aktuálna a obsiahla téma. Správna identifikácia polarity sentimentu v rôznych doménach je veľmi dôležitá nielen pre identifikáciu zámeru danej osoby, ale aj pre predpoveď </w:t>
       </w:r>
       <w:r>
-        <w:t xml:space="preserve">budúceho správania. V tejto práci sa konkrétne zameriavame na lexikálny prístup analýzy sentimentu, pričom predstavujeme nielen spoľahlivý zdroj pre sentimentálnu analýzu vo forme slovníku sentimentu, ale aj </w:t>
+        <w:t>budúceho správania. V tejto práci sa konkrétne zameriavame na lexikálny prístup analýzy sentimentu, pričom predstavujeme nielen spoľahlivý zdroj pre sentimentálnu analýzu vo forme slovník</w:t>
+      </w:r>
+      <w:r>
+        <w:t>a</w:t>
+      </w:r>
+      <w:r>
+        <w:t xml:space="preserve"> sentimentu, ale aj </w:t>
       </w:r>
       <w:r>
         <w:t>lexikálny</w:t>
@@ -810,13 +816,25 @@
         <w:t>li</w:t>
       </w:r>
       <w:r>
-        <w:t xml:space="preserve"> prostredníctvom rozhrania Google Colab, pričom na samotné zostrojenie slovníku sentimentu sme použili litovský SlovakWordNet a SentiWordNet 3.0. Trénovanie a testovanie viacerých fáz praktickej časti tejto práce </w:t>
+        <w:t xml:space="preserve"> prostredníctvom rozhrania Google Colab, pričom na samotné zostrojenie slovník</w:t>
+      </w:r>
+      <w:r>
+        <w:t>a</w:t>
+      </w:r>
+      <w:r>
+        <w:t xml:space="preserve"> sentimentu sme použili litovský SlovakWordNet a SentiWordNet 3.0. Trénovanie a testovanie viacerých fáz praktickej časti tejto práce </w:t>
       </w:r>
       <w:r>
         <w:t>prebiehali</w:t>
       </w:r>
       <w:r>
-        <w:t xml:space="preserve"> prostredníctvom sentimentom ohodnotených recenzii v slovenskom jazyku SlovakSA. Naše testovanie ukázalo, že transformerové modely prekonávajú všetky </w:t>
+        <w:t xml:space="preserve"> prostredníctvom sentimentom ohodnotených recenzi</w:t>
+      </w:r>
+      <w:r>
+        <w:t>í</w:t>
+      </w:r>
+      <w:r>
+        <w:t xml:space="preserve"> v slovenskom jazyku SlovakSA. Naše testovanie ukázalo, že transformerové modely prekonávajú všetky </w:t>
       </w:r>
       <w:r>
         <w:t>dostupné</w:t>
@@ -834,7 +852,13 @@
         <w:t xml:space="preserve"> slovník sentimentu, ako aj</w:t>
       </w:r>
       <w:r>
-        <w:t xml:space="preserve"> Support Vector Machine model </w:t>
+        <w:t xml:space="preserve"> Support Vector Machine model</w:t>
+      </w:r>
+      <w:r>
+        <w:t>,</w:t>
+      </w:r>
+      <w:r>
+        <w:t xml:space="preserve"> </w:t>
       </w:r>
       <w:r>
         <w:t>predstavuj</w:t>
@@ -1249,19 +1273,7 @@
         <w:rPr>
           <w:lang w:val="en-US"/>
         </w:rPr>
-        <w:t xml:space="preserve">In addition to the </w:t>
-      </w:r>
-      <w:r>
-        <w:rPr>
-          <w:lang w:val="en-US"/>
-        </w:rPr>
-        <w:t>results</w:t>
-      </w:r>
-      <w:r>
-        <w:rPr>
-          <w:lang w:val="en-US"/>
-        </w:rPr>
-        <w:t>, we compared multiple sentiment classification methods. We developed a hybrid RoBERTa model, which we compared with a baseline RoBERTa model. The work was carried out using the Google Colab environment, and for the construction of the sentiment lexicon, we utilized the Lithuanian SlovakWordNet and SentiWordNet 3.0. The training and evaluation of multiple phases of the practical part of this work were conducted using sentiment-annotated reviews in the Slovak language from the SlovakSA dataset.</w:t>
+        <w:t>In addition to the results, we compared multiple sentiment classification methods. We developed a hybrid RoBERTa model, which we compared with a baseline RoBERTa model. The work was carried out using the Google Colab environment, and for the construction of the sentiment lexicon, we utilized the Lithuanian SlovakWordNet and SentiWordNet 3.0. The training and evaluation of multiple phases of the practical part of this work were conducted using sentiment-annotated reviews in the Slovak language from the SlovakSA dataset.</w:t>
       </w:r>
       <w:r>
         <w:rPr>
@@ -6367,38 +6379,38 @@
       <w:bookmarkStart w:id="240" w:name="_Toc225184838"/>
       <w:bookmarkStart w:id="241" w:name="_Toc225269925"/>
       <w:bookmarkStart w:id="242" w:name="_Toc225270811"/>
-      <w:bookmarkStart w:id="243" w:name="_Toc339279012"/>
-      <w:bookmarkStart w:id="244" w:name="_Toc309047599"/>
-      <w:bookmarkStart w:id="245" w:name="_Toc309047482"/>
-      <w:bookmarkStart w:id="246" w:name="_Toc309047436"/>
-      <w:bookmarkStart w:id="247" w:name="_Toc195684471"/>
-      <w:bookmarkStart w:id="248" w:name="_Toc195670723"/>
-      <w:bookmarkStart w:id="249" w:name="_Toc207024204"/>
-      <w:bookmarkStart w:id="250" w:name="_Toc208944661"/>
-      <w:bookmarkStart w:id="251" w:name="_Toc208944722"/>
-      <w:bookmarkStart w:id="252" w:name="_Toc208944832"/>
-      <w:bookmarkStart w:id="253" w:name="_Toc210661684"/>
-      <w:bookmarkStart w:id="254" w:name="_Toc210661778"/>
-      <w:bookmarkStart w:id="255" w:name="_Toc210661815"/>
-      <w:bookmarkStart w:id="256" w:name="_Toc210662730"/>
-      <w:bookmarkStart w:id="257" w:name="_Toc210662770"/>
-      <w:bookmarkStart w:id="258" w:name="_Toc211083287"/>
-      <w:bookmarkStart w:id="259" w:name="_Toc211609751"/>
-      <w:bookmarkStart w:id="260" w:name="_Toc211609818"/>
-      <w:bookmarkStart w:id="261" w:name="_Toc212053463"/>
-      <w:bookmarkStart w:id="262" w:name="_Toc212053554"/>
-      <w:bookmarkStart w:id="263" w:name="_Toc212129776"/>
-      <w:bookmarkStart w:id="264" w:name="_Toc213148349"/>
-      <w:bookmarkStart w:id="265" w:name="_Toc213423433"/>
-      <w:bookmarkStart w:id="266" w:name="_Toc213425126"/>
-      <w:bookmarkStart w:id="267" w:name="_Toc214040319"/>
-      <w:bookmarkStart w:id="268" w:name="_Toc214040453"/>
-      <w:bookmarkStart w:id="269" w:name="_Toc215246642"/>
-      <w:bookmarkStart w:id="270" w:name="_Toc221314077"/>
-      <w:bookmarkStart w:id="271" w:name="_Toc221722028"/>
-      <w:bookmarkStart w:id="272" w:name="_Toc224147217"/>
-      <w:bookmarkStart w:id="273" w:name="_Toc225028676"/>
-      <w:bookmarkStart w:id="274" w:name="_Toc225383429"/>
+      <w:bookmarkStart w:id="243" w:name="_Toc225383429"/>
+      <w:bookmarkStart w:id="244" w:name="_Toc339279012"/>
+      <w:bookmarkStart w:id="245" w:name="_Toc309047599"/>
+      <w:bookmarkStart w:id="246" w:name="_Toc309047482"/>
+      <w:bookmarkStart w:id="247" w:name="_Toc309047436"/>
+      <w:bookmarkStart w:id="248" w:name="_Toc195684471"/>
+      <w:bookmarkStart w:id="249" w:name="_Toc195670723"/>
+      <w:bookmarkStart w:id="250" w:name="_Toc207024204"/>
+      <w:bookmarkStart w:id="251" w:name="_Toc208944661"/>
+      <w:bookmarkStart w:id="252" w:name="_Toc208944722"/>
+      <w:bookmarkStart w:id="253" w:name="_Toc208944832"/>
+      <w:bookmarkStart w:id="254" w:name="_Toc210661684"/>
+      <w:bookmarkStart w:id="255" w:name="_Toc210661778"/>
+      <w:bookmarkStart w:id="256" w:name="_Toc210661815"/>
+      <w:bookmarkStart w:id="257" w:name="_Toc210662730"/>
+      <w:bookmarkStart w:id="258" w:name="_Toc210662770"/>
+      <w:bookmarkStart w:id="259" w:name="_Toc211083287"/>
+      <w:bookmarkStart w:id="260" w:name="_Toc211609751"/>
+      <w:bookmarkStart w:id="261" w:name="_Toc211609818"/>
+      <w:bookmarkStart w:id="262" w:name="_Toc212053463"/>
+      <w:bookmarkStart w:id="263" w:name="_Toc212053554"/>
+      <w:bookmarkStart w:id="264" w:name="_Toc212129776"/>
+      <w:bookmarkStart w:id="265" w:name="_Toc213148349"/>
+      <w:bookmarkStart w:id="266" w:name="_Toc213423433"/>
+      <w:bookmarkStart w:id="267" w:name="_Toc213425126"/>
+      <w:bookmarkStart w:id="268" w:name="_Toc214040319"/>
+      <w:bookmarkStart w:id="269" w:name="_Toc214040453"/>
+      <w:bookmarkStart w:id="270" w:name="_Toc215246642"/>
+      <w:bookmarkStart w:id="271" w:name="_Toc221314077"/>
+      <w:bookmarkStart w:id="272" w:name="_Toc221722028"/>
+      <w:bookmarkStart w:id="273" w:name="_Toc224147217"/>
+      <w:bookmarkStart w:id="274" w:name="_Toc225028676"/>
       <w:bookmarkEnd w:id="231"/>
       <w:bookmarkEnd w:id="232"/>
       <w:bookmarkEnd w:id="233"/>
@@ -6415,7 +6427,7 @@
       <w:bookmarkEnd w:id="240"/>
       <w:bookmarkEnd w:id="241"/>
       <w:bookmarkEnd w:id="242"/>
-      <w:bookmarkEnd w:id="274"/>
+      <w:bookmarkEnd w:id="243"/>
     </w:p>
     <w:p>
       <w:pPr>
@@ -7796,7 +7808,6 @@
         <w:lastRenderedPageBreak/>
         <w:t>Úvod</w:t>
       </w:r>
-      <w:bookmarkEnd w:id="243"/>
       <w:bookmarkEnd w:id="244"/>
       <w:bookmarkEnd w:id="245"/>
       <w:bookmarkEnd w:id="246"/>
@@ -7827,6 +7838,7 @@
       <w:bookmarkEnd w:id="271"/>
       <w:bookmarkEnd w:id="272"/>
       <w:bookmarkEnd w:id="273"/>
+      <w:bookmarkEnd w:id="274"/>
       <w:bookmarkEnd w:id="279"/>
       <w:bookmarkEnd w:id="280"/>
       <w:bookmarkEnd w:id="281"/>
@@ -7890,7 +7902,13 @@
         <w:t xml:space="preserve">Cieľom tejto práce je vytvoriť slovenský slovník sentimentu a natrénovať model strojového učenia na binárnu klasifikáciu sentimentu v slovenskom jazyku. Kombináciou litovského SlovakWordNetu a strojového prekladu synsetov SentiWordNetu vytvoríme slovník sentimentu pre slovenský jazyk. Vytvoríme hybridný transformerový model RoBERTa s použitím </w:t>
       </w:r>
       <w:r>
-        <w:t xml:space="preserve">údajov extrahovaných z vytvoreného slovníku, pričom porovnáme jeho výkon so základným modelom RoBERTa. Následne vytvoríme a natrénujeme </w:t>
+        <w:t>údajov extrahovaných z vytvoreného slovník</w:t>
+      </w:r>
+      <w:r>
+        <w:t>a</w:t>
+      </w:r>
+      <w:r>
+        <w:t xml:space="preserve">, pričom porovnáme jeho výkon so základným modelom RoBERTa. Následne vytvoríme a natrénujeme </w:t>
       </w:r>
       <w:r>
         <w:t xml:space="preserve"> </w:t>
@@ -9793,6 +9811,9 @@
         <w:jc w:val="center"/>
       </w:pPr>
       <w:r>
+        <w:rPr>
+          <w:noProof/>
+        </w:rPr>
         <w:drawing>
           <wp:inline distT="0" distB="0" distL="0" distR="0" wp14:anchorId="0463AA38" wp14:editId="1BBCE2EB">
             <wp:extent cx="4770783" cy="1338714"/>
@@ -10732,6 +10753,9 @@
         <w:jc w:val="center"/>
       </w:pPr>
       <w:r>
+        <w:rPr>
+          <w:noProof/>
+        </w:rPr>
         <w:lastRenderedPageBreak/>
         <w:drawing>
           <wp:inline distT="0" distB="0" distL="0" distR="0" wp14:anchorId="235FBD48" wp14:editId="36FC895F">
@@ -11454,6 +11478,7 @@
       </w:pPr>
       <w:r>
         <w:rPr>
+          <w:noProof/>
           <w:lang w:eastAsia="sk-SK"/>
         </w:rPr>
         <w:drawing>
@@ -12738,6 +12763,9 @@
         <w:jc w:val="center"/>
       </w:pPr>
       <w:r>
+        <w:rPr>
+          <w:noProof/>
+        </w:rPr>
         <w:drawing>
           <wp:inline distT="0" distB="0" distL="0" distR="0" wp14:anchorId="266F9773" wp14:editId="20C61DAF">
             <wp:extent cx="5014744" cy="3132814"/>
@@ -13079,6 +13107,9 @@
         <w:jc w:val="center"/>
       </w:pPr>
       <w:r>
+        <w:rPr>
+          <w:noProof/>
+        </w:rPr>
         <w:drawing>
           <wp:inline distT="0" distB="0" distL="0" distR="0" wp14:anchorId="4272833A" wp14:editId="05C34FD7">
             <wp:extent cx="2842771" cy="3943846"/>
@@ -18778,6 +18809,9 @@
         <w:ind w:firstLine="0"/>
       </w:pPr>
       <w:r>
+        <w:rPr>
+          <w:noProof/>
+        </w:rPr>
         <w:lastRenderedPageBreak/>
         <w:drawing>
           <wp:inline distT="0" distB="0" distL="0" distR="0" wp14:anchorId="1EB8506C" wp14:editId="7D7930AC">
@@ -18950,6 +18984,9 @@
         <w:jc w:val="center"/>
       </w:pPr>
       <w:r>
+        <w:rPr>
+          <w:noProof/>
+        </w:rPr>
         <w:drawing>
           <wp:inline distT="0" distB="0" distL="0" distR="0" wp14:anchorId="0635951D" wp14:editId="69E02956">
             <wp:extent cx="3162300" cy="1468211"/>
@@ -19587,8 +19624,8 @@
       <w:bookmarkStart w:id="353" w:name="_Toc309047607"/>
       <w:bookmarkStart w:id="354" w:name="_Toc309047490"/>
       <w:bookmarkStart w:id="355" w:name="_Toc309047444"/>
-      <w:bookmarkStart w:id="356" w:name="_Toc339279023"/>
-      <w:bookmarkStart w:id="357" w:name="_Toc225383470"/>
+      <w:bookmarkStart w:id="356" w:name="_Toc225383470"/>
+      <w:bookmarkStart w:id="357" w:name="_Toc339279023"/>
       <w:bookmarkEnd w:id="352"/>
       <w:bookmarkEnd w:id="353"/>
       <w:bookmarkEnd w:id="354"/>
@@ -19597,7 +19634,7 @@
         <w:lastRenderedPageBreak/>
         <w:t>Výsledky</w:t>
       </w:r>
-      <w:bookmarkEnd w:id="357"/>
+      <w:bookmarkEnd w:id="356"/>
     </w:p>
     <w:p>
       <w:r>
@@ -19627,7 +19664,7 @@
       <w:r>
         <w:tab/>
       </w:r>
-      <w:bookmarkEnd w:id="356"/>
+      <w:bookmarkEnd w:id="357"/>
       <w:r>
         <w:t>P</w:t>
       </w:r>
@@ -20772,6 +20809,9 @@
         <w:jc w:val="center"/>
       </w:pPr>
       <w:r>
+        <w:rPr>
+          <w:noProof/>
+        </w:rPr>
         <w:drawing>
           <wp:inline distT="0" distB="0" distL="0" distR="0" wp14:anchorId="1BD175FA" wp14:editId="57E8CB19">
             <wp:extent cx="5429250" cy="1278296"/>
@@ -22070,6 +22110,9 @@
         <w:jc w:val="center"/>
       </w:pPr>
       <w:r>
+        <w:rPr>
+          <w:noProof/>
+        </w:rPr>
         <w:lastRenderedPageBreak/>
         <w:drawing>
           <wp:inline distT="0" distB="0" distL="0" distR="0" wp14:anchorId="644BB361" wp14:editId="1D11328E">
@@ -28574,6 +28617,9 @@
         <w:jc w:val="center"/>
       </w:pPr>
       <w:r>
+        <w:rPr>
+          <w:noProof/>
+        </w:rPr>
         <w:lastRenderedPageBreak/>
         <w:drawing>
           <wp:inline distT="0" distB="0" distL="0" distR="0" wp14:anchorId="7BF7239F" wp14:editId="6F2A1A86">
@@ -29699,6 +29745,9 @@
         <w:jc w:val="center"/>
       </w:pPr>
       <w:r>
+        <w:rPr>
+          <w:noProof/>
+        </w:rPr>
         <w:lastRenderedPageBreak/>
         <w:drawing>
           <wp:inline distT="0" distB="0" distL="0" distR="0" wp14:anchorId="315D72D0" wp14:editId="6A2D84A3">
@@ -30364,6 +30413,9 @@
         <w:jc w:val="center"/>
       </w:pPr>
       <w:r>
+        <w:rPr>
+          <w:noProof/>
+        </w:rPr>
         <w:drawing>
           <wp:inline distT="0" distB="0" distL="0" distR="0" wp14:anchorId="70147549" wp14:editId="2312E1B9">
             <wp:extent cx="2711395" cy="2187537"/>
@@ -32033,6 +32085,9 @@
         <w:jc w:val="center"/>
       </w:pPr>
       <w:r>
+        <w:rPr>
+          <w:noProof/>
+        </w:rPr>
         <w:drawing>
           <wp:inline distT="0" distB="0" distL="0" distR="0" wp14:anchorId="3D585037" wp14:editId="287B4E91">
             <wp:extent cx="2814762" cy="1125905"/>
@@ -33434,6 +33489,9 @@
         <w:ind w:firstLine="0"/>
       </w:pPr>
       <w:r>
+        <w:rPr>
+          <w:noProof/>
+        </w:rPr>
         <w:drawing>
           <wp:inline distT="0" distB="0" distL="0" distR="0" wp14:anchorId="0897CBFE" wp14:editId="44B1E0D9">
             <wp:extent cx="5468130" cy="1162050"/>
@@ -34078,6 +34136,9 @@
         <w:jc w:val="center"/>
       </w:pPr>
       <w:r>
+        <w:rPr>
+          <w:noProof/>
+        </w:rPr>
         <w:drawing>
           <wp:inline distT="0" distB="0" distL="0" distR="0" wp14:anchorId="7880E9F8" wp14:editId="19E46294">
             <wp:extent cx="2854519" cy="1107246"/>
@@ -35153,6 +35214,9 @@
         <w:jc w:val="center"/>
       </w:pPr>
       <w:r>
+        <w:rPr>
+          <w:noProof/>
+        </w:rPr>
         <w:drawing>
           <wp:inline distT="0" distB="0" distL="0" distR="0" wp14:anchorId="6E11959E" wp14:editId="2FDAE382">
             <wp:extent cx="3802262" cy="1892410"/>
@@ -36212,6 +36276,9 @@
         <w:jc w:val="center"/>
       </w:pPr>
       <w:r>
+        <w:rPr>
+          <w:noProof/>
+        </w:rPr>
         <w:lastRenderedPageBreak/>
         <w:drawing>
           <wp:inline distT="0" distB="0" distL="0" distR="0" wp14:anchorId="3DD89428" wp14:editId="15F58C68">
@@ -44950,21 +45017,21 @@
   </w:font>
   <w:font w:name="Courier New">
     <w:panose1 w:val="02070309020205020404"/>
-    <w:charset w:val="EE"/>
+    <w:charset w:val="00"/>
     <w:family w:val="modern"/>
     <w:pitch w:val="fixed"/>
     <w:sig w:usb0="E0002EFF" w:usb1="C0007843" w:usb2="00000009" w:usb3="00000000" w:csb0="000001FF" w:csb1="00000000"/>
   </w:font>
   <w:font w:name="Calibri">
     <w:panose1 w:val="020F0502020204030204"/>
-    <w:charset w:val="EE"/>
+    <w:charset w:val="00"/>
     <w:family w:val="swiss"/>
     <w:pitch w:val="variable"/>
     <w:sig w:usb0="E4002EFF" w:usb1="C200247B" w:usb2="00000009" w:usb3="00000000" w:csb0="000001FF" w:csb1="00000000"/>
   </w:font>
   <w:font w:name="Cambria">
     <w:panose1 w:val="02040503050406030204"/>
-    <w:charset w:val="EE"/>
+    <w:charset w:val="00"/>
     <w:family w:val="roman"/>
     <w:pitch w:val="variable"/>
     <w:sig w:usb0="E00006FF" w:usb1="420024FF" w:usb2="02000000" w:usb3="00000000" w:csb0="0000019F" w:csb1="00000000"/>
@@ -45021,7 +45088,7 @@
   </w:font>
   <w:font w:name="Cambria Math">
     <w:panose1 w:val="02040503050406030204"/>
-    <w:charset w:val="EE"/>
+    <w:charset w:val="00"/>
     <w:family w:val="roman"/>
     <w:pitch w:val="variable"/>
     <w:sig w:usb0="E00006FF" w:usb1="420024FF" w:usb2="02000000" w:usb3="00000000" w:csb0="0000019F" w:csb1="00000000"/>
@@ -45133,6 +45200,7 @@
     <w:rsid w:val="00684179"/>
     <w:rsid w:val="00684D6F"/>
     <w:rsid w:val="00685DF6"/>
+    <w:rsid w:val="00687DE0"/>
     <w:rsid w:val="006A7624"/>
     <w:rsid w:val="006C1D65"/>
     <w:rsid w:val="006E702D"/>
@@ -45180,6 +45248,7 @@
     <w:rsid w:val="00B928F0"/>
     <w:rsid w:val="00BA4820"/>
     <w:rsid w:val="00BE120E"/>
+    <w:rsid w:val="00BE2F7A"/>
     <w:rsid w:val="00C06C25"/>
     <w:rsid w:val="00C12BEB"/>
     <w:rsid w:val="00C23437"/>
